--- a/help.docx
+++ b/help.docx
@@ -30,46 +30,6 @@
           <w:lang w:val="ru-RU"/>
         </w:rPr>
         <w:t xml:space="preserve"> 10 или выше</w:t>
-      </w:r>
-    </w:p>
-    <w:p>
-      <w:pPr>
-        <w:rPr>
-          <w:lang w:val="ru-RU"/>
-        </w:rPr>
-      </w:pPr>
-      <w:r>
-        <w:rPr>
-          <w:lang w:val="ru-RU"/>
-        </w:rPr>
-        <w:t>.</w:t>
-      </w:r>
-      <w:r>
-        <w:t>NET</w:t>
-      </w:r>
-      <w:r>
-        <w:rPr>
-          <w:lang w:val="ru-RU"/>
-        </w:rPr>
-        <w:t xml:space="preserve"> 6 / .</w:t>
-      </w:r>
-      <w:r>
-        <w:t>NET</w:t>
-      </w:r>
-      <w:r>
-        <w:rPr>
-          <w:lang w:val="ru-RU"/>
-        </w:rPr>
-        <w:t xml:space="preserve"> 7 </w:t>
-      </w:r>
-      <w:r>
-        <w:t>Runtime</w:t>
-      </w:r>
-      <w:r>
-        <w:rPr>
-          <w:lang w:val="ru-RU"/>
-        </w:rPr>
-        <w:t xml:space="preserve"> должен быть установлен на компьютере</w:t>
       </w:r>
     </w:p>
     <w:p>
@@ -508,7 +468,6 @@
         <w:rPr>
           <w:lang w:val="ru-RU"/>
         </w:rPr>
-        <w:lastRenderedPageBreak/>
         <w:t xml:space="preserve">Сохранить текущее состояние проекта можно кнопкой «Сохранить» или «Сохранить как» (создаётся файл с расширением </w:t>
       </w:r>
       <w:r>
@@ -553,6 +512,7 @@
           <w:bCs/>
           <w:lang w:val="ru-RU"/>
         </w:rPr>
+        <w:lastRenderedPageBreak/>
         <w:t>ВАЖНО – отчёт по динамике будет</w:t>
       </w:r>
       <w:r>
@@ -614,8 +574,8 @@
           <w:lang w:val="ru-RU"/>
         </w:rPr>
         <w:drawing>
-          <wp:inline distT="0" distB="0" distL="0" distR="0" wp14:anchorId="607BE3DA" wp14:editId="7B857BE8">
-            <wp:extent cx="2179320" cy="1207707"/>
+          <wp:inline distT="0" distB="0" distL="0" distR="0" wp14:anchorId="607BE3DA" wp14:editId="2E2C8628">
+            <wp:extent cx="4922633" cy="2727960"/>
             <wp:effectExtent l="0" t="0" r="0" b="0"/>
             <wp:docPr id="852435460" name="Рисунок 3"/>
             <wp:cNvGraphicFramePr>
@@ -646,7 +606,7 @@
                   <pic:spPr bwMode="auto">
                     <a:xfrm>
                       <a:off x="0" y="0"/>
-                      <a:ext cx="2183301" cy="1209913"/>
+                      <a:ext cx="4956751" cy="2746867"/>
                     </a:xfrm>
                     <a:prstGeom prst="rect">
                       <a:avLst/>
@@ -878,13 +838,7 @@
         <w:rPr>
           <w:lang w:val="ru-RU"/>
         </w:rPr>
-        <w:t xml:space="preserve">/общмакс  = </w:t>
-      </w:r>
-      <w:r>
-        <w:rPr>
-          <w:lang w:val="ru-RU"/>
-        </w:rPr>
-        <w:t xml:space="preserve">Максимальная </w:t>
+        <w:t>/цикл</w:t>
       </w:r>
     </w:p>
     <w:p>
@@ -897,16 +851,7 @@
         <w:rPr>
           <w:lang w:val="ru-RU"/>
         </w:rPr>
-        <w:t>/общмакс</w:t>
-      </w:r>
-      <w:r>
-        <w:t>Id</w:t>
-      </w:r>
-      <w:r>
-        <w:rPr>
-          <w:lang w:val="ru-RU"/>
-        </w:rPr>
-        <w:t xml:space="preserve"> =</w:t>
+        <w:t>/предСПмакс</w:t>
       </w:r>
     </w:p>
     <w:p>
@@ -919,7 +864,7 @@
         <w:rPr>
           <w:lang w:val="ru-RU"/>
         </w:rPr>
-        <w:t>/общмин =</w:t>
+        <w:t>/предРАСЧмакс</w:t>
       </w:r>
     </w:p>
     <w:p>
@@ -932,16 +877,7 @@
         <w:rPr>
           <w:lang w:val="ru-RU"/>
         </w:rPr>
-        <w:t>/общмин</w:t>
-      </w:r>
-      <w:r>
-        <w:t>Id</w:t>
-      </w:r>
-      <w:r>
-        <w:rPr>
-          <w:lang w:val="ru-RU"/>
-        </w:rPr>
-        <w:t xml:space="preserve"> = </w:t>
+        <w:t>/предСПотн</w:t>
       </w:r>
     </w:p>
     <w:p>
@@ -954,7 +890,8 @@
         <w:rPr>
           <w:lang w:val="ru-RU"/>
         </w:rPr>
-        <w:t>/общср =</w:t>
+        <w:lastRenderedPageBreak/>
+        <w:t>/предРАСЧотн</w:t>
       </w:r>
     </w:p>
     <w:p>
@@ -967,7 +904,7 @@
         <w:rPr>
           <w:lang w:val="ru-RU"/>
         </w:rPr>
-        <w:t>/сеттмакс =</w:t>
+        <w:t xml:space="preserve">/общмакс  </w:t>
       </w:r>
     </w:p>
     <w:p>
@@ -980,7 +917,7 @@
         <w:rPr>
           <w:lang w:val="ru-RU"/>
         </w:rPr>
-        <w:t>/сеттмакс</w:t>
+        <w:t>/общмакс</w:t>
       </w:r>
       <w:r>
         <w:t>Id</w:t>
@@ -1002,14 +939,7 @@
         <w:rPr>
           <w:lang w:val="ru-RU"/>
         </w:rPr>
-        <w:lastRenderedPageBreak/>
-        <w:t xml:space="preserve">/сеттмин" </w:t>
-      </w:r>
-      <w:r>
-        <w:rPr>
-          <w:lang w:val="ru-RU"/>
-        </w:rPr>
-        <w:t>=</w:t>
+        <w:t xml:space="preserve">/общмин </w:t>
       </w:r>
     </w:p>
     <w:p>
@@ -1022,7 +952,7 @@
         <w:rPr>
           <w:lang w:val="ru-RU"/>
         </w:rPr>
-        <w:t>/сеттмин</w:t>
+        <w:t>/общмин</w:t>
       </w:r>
       <w:r>
         <w:t>Id</w:t>
@@ -1031,7 +961,7 @@
         <w:rPr>
           <w:lang w:val="ru-RU"/>
         </w:rPr>
-        <w:t xml:space="preserve"> =</w:t>
+        <w:t xml:space="preserve"> </w:t>
       </w:r>
     </w:p>
     <w:p>
@@ -1044,13 +974,7 @@
         <w:rPr>
           <w:lang w:val="ru-RU"/>
         </w:rPr>
-        <w:t>/сеттср</w:t>
-      </w:r>
-      <w:r>
-        <w:rPr>
-          <w:lang w:val="ru-RU"/>
-        </w:rPr>
-        <w:t xml:space="preserve"> =</w:t>
+        <w:t xml:space="preserve">/общср </w:t>
       </w:r>
     </w:p>
     <w:p>
@@ -1063,13 +987,7 @@
         <w:rPr>
           <w:lang w:val="ru-RU"/>
         </w:rPr>
-        <w:t>/нетдоступа</w:t>
-      </w:r>
-      <w:r>
-        <w:rPr>
-          <w:lang w:val="ru-RU"/>
-        </w:rPr>
-        <w:t xml:space="preserve"> =</w:t>
+        <w:t xml:space="preserve">/сеттмакс </w:t>
       </w:r>
     </w:p>
     <w:p>
@@ -1082,13 +1000,16 @@
         <w:rPr>
           <w:lang w:val="ru-RU"/>
         </w:rPr>
-        <w:t>/уничтожены</w:t>
-      </w:r>
-      <w:r>
-        <w:rPr>
-          <w:lang w:val="ru-RU"/>
-        </w:rPr>
-        <w:t xml:space="preserve"> =</w:t>
+        <w:t>/сеттмакс</w:t>
+      </w:r>
+      <w:r>
+        <w:t>Id</w:t>
+      </w:r>
+      <w:r>
+        <w:rPr>
+          <w:lang w:val="ru-RU"/>
+        </w:rPr>
+        <w:t xml:space="preserve"> </w:t>
       </w:r>
     </w:p>
     <w:p>
@@ -1101,13 +1022,7 @@
         <w:rPr>
           <w:lang w:val="ru-RU"/>
         </w:rPr>
-        <w:t>/новые</w:t>
-      </w:r>
-      <w:r>
-        <w:rPr>
-          <w:lang w:val="ru-RU"/>
-        </w:rPr>
-        <w:t xml:space="preserve"> =</w:t>
+        <w:t xml:space="preserve">/сеттмин" </w:t>
       </w:r>
     </w:p>
     <w:p>
@@ -1120,13 +1035,16 @@
         <w:rPr>
           <w:lang w:val="ru-RU"/>
         </w:rPr>
-        <w:t>/общ&gt;сп</w:t>
-      </w:r>
-      <w:r>
-        <w:rPr>
-          <w:lang w:val="ru-RU"/>
-        </w:rPr>
-        <w:t xml:space="preserve"> =</w:t>
+        <w:t>/сеттмин</w:t>
+      </w:r>
+      <w:r>
+        <w:t>Id</w:t>
+      </w:r>
+      <w:r>
+        <w:rPr>
+          <w:lang w:val="ru-RU"/>
+        </w:rPr>
+        <w:t xml:space="preserve"> </w:t>
       </w:r>
     </w:p>
     <w:p>
@@ -1139,13 +1057,13 @@
         <w:rPr>
           <w:lang w:val="ru-RU"/>
         </w:rPr>
-        <w:t>/общ&gt;расч</w:t>
-      </w:r>
-      <w:r>
-        <w:rPr>
-          <w:lang w:val="ru-RU"/>
-        </w:rPr>
-        <w:t xml:space="preserve"> =</w:t>
+        <w:t>/сеттср</w:t>
+      </w:r>
+      <w:r>
+        <w:rPr>
+          <w:lang w:val="ru-RU"/>
+        </w:rPr>
+        <w:t xml:space="preserve"> </w:t>
       </w:r>
     </w:p>
     <w:p>
@@ -1158,13 +1076,13 @@
         <w:rPr>
           <w:lang w:val="ru-RU"/>
         </w:rPr>
-        <w:t>/отн&gt;сп</w:t>
-      </w:r>
-      <w:r>
-        <w:rPr>
-          <w:lang w:val="ru-RU"/>
-        </w:rPr>
-        <w:t xml:space="preserve"> =</w:t>
+        <w:t>/нетдоступа</w:t>
+      </w:r>
+      <w:r>
+        <w:rPr>
+          <w:lang w:val="ru-RU"/>
+        </w:rPr>
+        <w:t xml:space="preserve"> </w:t>
       </w:r>
     </w:p>
     <w:p>
@@ -1177,13 +1095,140 @@
         <w:rPr>
           <w:lang w:val="ru-RU"/>
         </w:rPr>
-        <w:t>/отн&gt;расч</w:t>
-      </w:r>
-      <w:r>
-        <w:rPr>
-          <w:lang w:val="ru-RU"/>
-        </w:rPr>
-        <w:t xml:space="preserve"> =</w:t>
+        <w:t>/уничтожены</w:t>
+      </w:r>
+      <w:r>
+        <w:rPr>
+          <w:lang w:val="ru-RU"/>
+        </w:rPr>
+        <w:t xml:space="preserve"> </w:t>
+      </w:r>
+    </w:p>
+    <w:p>
+      <w:pPr>
+        <w:rPr>
+          <w:lang w:val="ru-RU"/>
+        </w:rPr>
+      </w:pPr>
+      <w:r>
+        <w:rPr>
+          <w:lang w:val="ru-RU"/>
+        </w:rPr>
+        <w:t>/новые</w:t>
+      </w:r>
+      <w:r>
+        <w:rPr>
+          <w:lang w:val="ru-RU"/>
+        </w:rPr>
+        <w:t xml:space="preserve"> </w:t>
+      </w:r>
+    </w:p>
+    <w:p>
+      <w:pPr>
+        <w:rPr>
+          <w:lang w:val="ru-RU"/>
+        </w:rPr>
+      </w:pPr>
+      <w:r>
+        <w:rPr>
+          <w:lang w:val="ru-RU"/>
+        </w:rPr>
+        <w:t>/</w:t>
+      </w:r>
+      <w:proofErr w:type="gramStart"/>
+      <w:r>
+        <w:rPr>
+          <w:lang w:val="ru-RU"/>
+        </w:rPr>
+        <w:t>общ&gt;сп</w:t>
+      </w:r>
+      <w:proofErr w:type="gramEnd"/>
+      <w:r>
+        <w:rPr>
+          <w:lang w:val="ru-RU"/>
+        </w:rPr>
+        <w:t xml:space="preserve"> </w:t>
+      </w:r>
+    </w:p>
+    <w:p>
+      <w:pPr>
+        <w:rPr>
+          <w:lang w:val="ru-RU"/>
+        </w:rPr>
+      </w:pPr>
+      <w:r>
+        <w:rPr>
+          <w:lang w:val="ru-RU"/>
+        </w:rPr>
+        <w:t>/</w:t>
+      </w:r>
+      <w:proofErr w:type="gramStart"/>
+      <w:r>
+        <w:rPr>
+          <w:lang w:val="ru-RU"/>
+        </w:rPr>
+        <w:t>общ&gt;расч</w:t>
+      </w:r>
+      <w:proofErr w:type="gramEnd"/>
+      <w:r>
+        <w:rPr>
+          <w:lang w:val="ru-RU"/>
+        </w:rPr>
+        <w:t xml:space="preserve"> </w:t>
+      </w:r>
+    </w:p>
+    <w:p>
+      <w:pPr>
+        <w:rPr>
+          <w:lang w:val="ru-RU"/>
+        </w:rPr>
+      </w:pPr>
+      <w:r>
+        <w:rPr>
+          <w:lang w:val="ru-RU"/>
+        </w:rPr>
+        <w:t>/</w:t>
+      </w:r>
+      <w:proofErr w:type="gramStart"/>
+      <w:r>
+        <w:rPr>
+          <w:lang w:val="ru-RU"/>
+        </w:rPr>
+        <w:t>отн&gt;сп</w:t>
+      </w:r>
+      <w:proofErr w:type="gramEnd"/>
+      <w:r>
+        <w:rPr>
+          <w:lang w:val="ru-RU"/>
+        </w:rPr>
+        <w:t xml:space="preserve"> </w:t>
+      </w:r>
+    </w:p>
+    <w:p>
+      <w:pPr>
+        <w:rPr>
+          <w:lang w:val="ru-RU"/>
+        </w:rPr>
+      </w:pPr>
+      <w:r>
+        <w:rPr>
+          <w:lang w:val="ru-RU"/>
+        </w:rPr>
+        <w:t>/</w:t>
+      </w:r>
+      <w:proofErr w:type="gramStart"/>
+      <w:r>
+        <w:rPr>
+          <w:lang w:val="ru-RU"/>
+        </w:rPr>
+        <w:t>отн&gt;расч</w:t>
+      </w:r>
+      <w:proofErr w:type="gramEnd"/>
+      <w:r>
+        <w:rPr>
+          <w:lang w:val="ru-RU"/>
+        </w:rPr>
+        <w:t xml:space="preserve"> </w:t>
       </w:r>
     </w:p>
     <w:p>
@@ -1364,7 +1409,21 @@
         <w:rPr>
           <w:lang w:val="ru-RU"/>
         </w:rPr>
-        <w:t>файл как старый, Не меняя его название.</w:t>
+        <w:t>файл как старый</w:t>
+      </w:r>
+      <w:proofErr w:type="gramStart"/>
+      <w:r>
+        <w:rPr>
+          <w:lang w:val="ru-RU"/>
+        </w:rPr>
+        <w:t>, Не</w:t>
+      </w:r>
+      <w:proofErr w:type="gramEnd"/>
+      <w:r>
+        <w:rPr>
+          <w:lang w:val="ru-RU"/>
+        </w:rPr>
+        <w:t xml:space="preserve"> меняя его название.</w:t>
       </w:r>
     </w:p>
     <w:p>
@@ -1375,25 +1434,14 @@
       </w:pPr>
       <w:r>
         <w:rPr>
-          <w:lang w:val="ru-RU"/>
-        </w:rPr>
-        <w:t>После завершения работы, копируйте ворд документ, и в копии отвяжите все связанные таблицы.</w:t>
-      </w:r>
-      <w:r>
-        <w:rPr>
-          <w:lang w:val="ru-RU"/>
-        </w:rPr>
-        <w:br/>
-      </w:r>
-      <w:r>
-        <w:rPr>
           <w:noProof/>
           <w:lang w:val="ru-RU"/>
         </w:rPr>
+        <w:lastRenderedPageBreak/>
         <w:drawing>
-          <wp:inline distT="0" distB="0" distL="0" distR="0" wp14:anchorId="53B54972" wp14:editId="738C18DA">
-            <wp:extent cx="2092588" cy="1257300"/>
-            <wp:effectExtent l="0" t="0" r="3175" b="0"/>
+          <wp:inline distT="0" distB="0" distL="0" distR="0" wp14:anchorId="1D6ED2B5" wp14:editId="3F962F23">
+            <wp:extent cx="3939540" cy="2367013"/>
+            <wp:effectExtent l="0" t="0" r="3810" b="0"/>
             <wp:docPr id="2125981681" name="Рисунок 4"/>
             <wp:cNvGraphicFramePr>
               <a:graphicFrameLocks xmlns:a="http://schemas.openxmlformats.org/drawingml/2006/main" noChangeAspect="1"/>
@@ -1423,7 +1471,7 @@
                   <pic:spPr bwMode="auto">
                     <a:xfrm>
                       <a:off x="0" y="0"/>
-                      <a:ext cx="2106712" cy="1265786"/>
+                      <a:ext cx="3971615" cy="2386285"/>
                     </a:xfrm>
                     <a:prstGeom prst="rect">
                       <a:avLst/>
@@ -1439,15 +1487,41 @@
           </wp:inline>
         </w:drawing>
       </w:r>
+    </w:p>
+    <w:p>
+      <w:pPr>
+        <w:rPr>
+          <w:lang w:val="ru-RU"/>
+        </w:rPr>
+      </w:pPr>
+      <w:r>
+        <w:rPr>
+          <w:lang w:val="ru-RU"/>
+        </w:rPr>
+        <w:t>После завершения работы, копируйте ворд документ, и в копии отвяжите все связанные таблицы.</w:t>
+      </w:r>
+      <w:r>
+        <w:rPr>
+          <w:lang w:val="ru-RU"/>
+        </w:rPr>
+        <w:br/>
+      </w:r>
+    </w:p>
+    <w:p>
+      <w:pPr>
+        <w:rPr>
+          <w:lang w:val="ru-RU"/>
+        </w:rPr>
+      </w:pPr>
       <w:r>
         <w:rPr>
           <w:noProof/>
           <w:lang w:val="ru-RU"/>
         </w:rPr>
         <w:drawing>
-          <wp:inline distT="0" distB="0" distL="0" distR="0" wp14:anchorId="779B534C" wp14:editId="0E80CA2E">
-            <wp:extent cx="1662476" cy="1233805"/>
-            <wp:effectExtent l="0" t="0" r="0" b="4445"/>
+          <wp:inline distT="0" distB="0" distL="0" distR="0" wp14:anchorId="779B534C" wp14:editId="4DEC05E4">
+            <wp:extent cx="3535680" cy="2624002"/>
+            <wp:effectExtent l="0" t="0" r="7620" b="5080"/>
             <wp:docPr id="2141431571" name="Рисунок 5"/>
             <wp:cNvGraphicFramePr>
               <a:graphicFrameLocks xmlns:a="http://schemas.openxmlformats.org/drawingml/2006/main" noChangeAspect="1"/>
@@ -1477,7 +1551,7 @@
                   <pic:spPr bwMode="auto">
                     <a:xfrm>
                       <a:off x="0" y="0"/>
-                      <a:ext cx="1669810" cy="1239248"/>
+                      <a:ext cx="3557395" cy="2640118"/>
                     </a:xfrm>
                     <a:prstGeom prst="rect">
                       <a:avLst/>
@@ -1493,15 +1567,22 @@
           </wp:inline>
         </w:drawing>
       </w:r>
+    </w:p>
+    <w:p>
+      <w:pPr>
+        <w:rPr>
+          <w:lang w:val="ru-RU"/>
+        </w:rPr>
+      </w:pPr>
       <w:r>
         <w:rPr>
           <w:noProof/>
           <w:lang w:val="ru-RU"/>
         </w:rPr>
         <w:drawing>
-          <wp:inline distT="0" distB="0" distL="0" distR="0" wp14:anchorId="382EB317" wp14:editId="79FF9162">
-            <wp:extent cx="1653540" cy="842468"/>
-            <wp:effectExtent l="0" t="0" r="3810" b="0"/>
+          <wp:inline distT="0" distB="0" distL="0" distR="0" wp14:anchorId="382EB317" wp14:editId="4E09D905">
+            <wp:extent cx="2491740" cy="1269526"/>
+            <wp:effectExtent l="0" t="0" r="3810" b="6985"/>
             <wp:docPr id="763814749" name="Рисунок 6"/>
             <wp:cNvGraphicFramePr>
               <a:graphicFrameLocks xmlns:a="http://schemas.openxmlformats.org/drawingml/2006/main" noChangeAspect="1"/>
@@ -1531,7 +1612,7 @@
                   <pic:spPr bwMode="auto">
                     <a:xfrm>
                       <a:off x="0" y="0"/>
-                      <a:ext cx="1674559" cy="853177"/>
+                      <a:ext cx="2532866" cy="1290480"/>
                     </a:xfrm>
                     <a:prstGeom prst="rect">
                       <a:avLst/>
@@ -1559,6 +1640,7 @@
         <w:rPr>
           <w:lang w:val="ru-RU"/>
         </w:rPr>
+        <w:lastRenderedPageBreak/>
         <w:t>Отдельные отчёты</w:t>
       </w:r>
     </w:p>
@@ -1586,14 +1668,7 @@
         <w:rPr>
           <w:lang w:val="ru-RU"/>
         </w:rPr>
-        <w:lastRenderedPageBreak/>
-        <w:t>От</w:t>
-      </w:r>
-      <w:r>
-        <w:rPr>
-          <w:lang w:val="ru-RU"/>
-        </w:rPr>
-        <w:t>крыть чертёж</w:t>
+        <w:t>Открыть чертёж</w:t>
       </w:r>
     </w:p>
     <w:p>
